--- a/ERP/camp_mgmt/camp_mgmt-00-overview.docx
+++ b/ERP/camp_mgmt/camp_mgmt-00-overview.docx
@@ -673,31 +673,13 @@
         <w:t xml:space="preserve"> </w:t>
       </w:r>
       <w:r>
-        <w:t xml:space="preserve">working documentation in front of you faster; the table below will be</w:t>
-      </w:r>
-      <w:r>
-        <w:t xml:space="preserve"> </w:t>
-      </w:r>
-      <w:r>
-        <w:t xml:space="preserve">kept in</w:t>
-      </w:r>
-      <w:r>
-        <w:t xml:space="preserve"> </w:t>
-      </w:r>
-      <w:r>
-        <w:rPr>
-          <w:rStyle w:val="VerbatimChar"/>
-        </w:rPr>
-        <w:t xml:space="preserve">urls.py</w:t>
-      </w:r>
-      <w:r>
-        <w:t xml:space="preserve">’s actual file order regardless of documentation</w:t>
-      </w:r>
-      <w:r>
-        <w:t xml:space="preserve"> </w:t>
-      </w:r>
-      <w:r>
-        <w:t xml:space="preserve">order, so it stays a reliable map of the app once everything’s done.</w:t>
+        <w:t xml:space="preserve">working documentation in front of you faster. Doc files are named after</w:t>
+      </w:r>
+      <w:r>
+        <w:t xml:space="preserve"> </w:t>
+      </w:r>
+      <w:r>
+        <w:t xml:space="preserve">their source module.</w:t>
       </w:r>
     </w:p>
     <w:tbl>
@@ -762,7 +744,7 @@
               <w:jc w:val="left"/>
             </w:pPr>
             <w:r>
-              <w:t xml:space="preserve">camp-master.md</w:t>
+              <w:t xml:space="preserve">camp_wise_tchr_count.md</w:t>
             </w:r>
           </w:p>
         </w:tc>
@@ -777,25 +759,768 @@
               <w:rPr>
                 <w:rStyle w:val="VerbatimChar"/>
               </w:rPr>
-              <w:t xml:space="preserve">camp.py</w:t>
-            </w:r>
-            <w:r>
-              <w:t xml:space="preserve"> </w:t>
-            </w:r>
-            <w:r>
-              <w:t xml:space="preserve">(27 endpoints)</w:t>
-            </w:r>
-          </w:p>
-        </w:tc>
-        <w:tc>
-          <w:tcPr/>
-          <w:p>
-            <w:pPr>
-              <w:pStyle w:val="Compact"/>
-              <w:jc w:val="left"/>
-            </w:pPr>
-            <w:r>
-              <w:t xml:space="preserve">Camp master create/update/list/approval, camp official allocation + approval, chairman/programme/course lookup lists</w:t>
+              <w:t xml:space="preserve">camp_wise_tchr_count.py</w:t>
+            </w:r>
+            <w:r>
+              <w:t xml:space="preserve"> </w:t>
+            </w:r>
+            <w:r>
+              <w:t xml:space="preserve">(1 endpoint)</w:t>
+            </w:r>
+          </w:p>
+        </w:tc>
+        <w:tc>
+          <w:tcPr/>
+          <w:p>
+            <w:pPr>
+              <w:pStyle w:val="Compact"/>
+              <w:jc w:val="left"/>
+            </w:pPr>
+            <w:r>
+              <w:t xml:space="preserve">✅</w:t>
+            </w:r>
+            <w:r>
+              <w:t xml:space="preserve"> </w:t>
+            </w:r>
+            <w:r>
+              <w:rPr>
+                <w:bCs/>
+                <w:b/>
+              </w:rPr>
+              <w:t xml:space="preserve">Complete</w:t>
+            </w:r>
+            <w:r>
+              <w:t xml:space="preserve"> </w:t>
+            </w:r>
+            <w:r>
+              <w:t xml:space="preserve">— teacher count for a camp. Raw</w:t>
+            </w:r>
+            <w:r>
+              <w:t xml:space="preserve"> </w:t>
+            </w:r>
+            <w:r>
+              <w:rPr>
+                <w:rStyle w:val="VerbatimChar"/>
+              </w:rPr>
+              <w:t xml:space="preserve">psycopg2</w:t>
+            </w:r>
+            <w:r>
+              <w:t xml:space="preserve"> </w:t>
+            </w:r>
+            <w:r>
+              <w:t xml:space="preserve">call to a possibly-UAT database, connection never closed</w:t>
+            </w:r>
+          </w:p>
+        </w:tc>
+      </w:tr>
+      <w:tr>
+        <w:tc>
+          <w:tcPr/>
+          <w:p>
+            <w:pPr>
+              <w:pStyle w:val="Compact"/>
+              <w:jc w:val="left"/>
+            </w:pPr>
+            <w:r>
+              <w:t xml:space="preserve">bundledetails.md</w:t>
+            </w:r>
+          </w:p>
+        </w:tc>
+        <w:tc>
+          <w:tcPr/>
+          <w:p>
+            <w:pPr>
+              <w:pStyle w:val="Compact"/>
+              <w:jc w:val="left"/>
+            </w:pPr>
+            <w:r>
+              <w:rPr>
+                <w:rStyle w:val="VerbatimChar"/>
+              </w:rPr>
+              <w:t xml:space="preserve">bundledetails.py</w:t>
+            </w:r>
+            <w:r>
+              <w:t xml:space="preserve"> </w:t>
+            </w:r>
+            <w:r>
+              <w:t xml:space="preserve">(2 endpoints)</w:t>
+            </w:r>
+          </w:p>
+        </w:tc>
+        <w:tc>
+          <w:tcPr/>
+          <w:p>
+            <w:pPr>
+              <w:pStyle w:val="Compact"/>
+              <w:jc w:val="left"/>
+            </w:pPr>
+            <w:r>
+              <w:t xml:space="preserve">✅</w:t>
+            </w:r>
+            <w:r>
+              <w:t xml:space="preserve"> </w:t>
+            </w:r>
+            <w:r>
+              <w:rPr>
+                <w:bCs/>
+                <w:b/>
+              </w:rPr>
+              <w:t xml:space="preserve">Complete</w:t>
+            </w:r>
+            <w:r>
+              <w:t xml:space="preserve"> </w:t>
+            </w:r>
+            <w:r>
+              <w:t xml:space="preserve">— page shell and the decrypt/lookup endpoint. Several likely bugs found (unassigned variable on bad</w:t>
+            </w:r>
+            <w:r>
+              <w:t xml:space="preserve"> </w:t>
+            </w:r>
+            <w:r>
+              <w:rPr>
+                <w:rStyle w:val="VerbatimChar"/>
+              </w:rPr>
+              <w:t xml:space="preserve">bcode</w:t>
+            </w:r>
+            <w:r>
+              <w:t xml:space="preserve">, no None/empty checks, likely-broken Fernet key encoding)</w:t>
+            </w:r>
+          </w:p>
+        </w:tc>
+      </w:tr>
+      <w:tr>
+        <w:tc>
+          <w:tcPr/>
+          <w:p>
+            <w:pPr>
+              <w:pStyle w:val="Compact"/>
+              <w:jc w:val="left"/>
+            </w:pPr>
+            <w:r>
+              <w:t xml:space="preserve">camp_closure.md</w:t>
+            </w:r>
+          </w:p>
+        </w:tc>
+        <w:tc>
+          <w:tcPr/>
+          <w:p>
+            <w:pPr>
+              <w:pStyle w:val="Compact"/>
+              <w:jc w:val="left"/>
+            </w:pPr>
+            <w:r>
+              <w:rPr>
+                <w:rStyle w:val="VerbatimChar"/>
+              </w:rPr>
+              <w:t xml:space="preserve">camp_closure.py</w:t>
+            </w:r>
+            <w:r>
+              <w:t xml:space="preserve"> </w:t>
+            </w:r>
+            <w:r>
+              <w:t xml:space="preserve">(5 endpoints)</w:t>
+            </w:r>
+          </w:p>
+        </w:tc>
+        <w:tc>
+          <w:tcPr/>
+          <w:p>
+            <w:pPr>
+              <w:pStyle w:val="Compact"/>
+              <w:jc w:val="left"/>
+            </w:pPr>
+            <w:r>
+              <w:t xml:space="preserve">✅</w:t>
+            </w:r>
+            <w:r>
+              <w:t xml:space="preserve"> </w:t>
+            </w:r>
+            <w:r>
+              <w:rPr>
+                <w:bCs/>
+                <w:b/>
+              </w:rPr>
+              <w:t xml:space="preserve">Complete</w:t>
+            </w:r>
+            <w:r>
+              <w:t xml:space="preserve"> </w:t>
+            </w:r>
+            <w:r>
+              <w:t xml:space="preserve">— active camp/sub-camp/course lookups, and close/reopen actions. Closure uses a plain string field, not the</w:t>
+            </w:r>
+            <w:r>
+              <w:t xml:space="preserve"> </w:t>
+            </w:r>
+            <w:r>
+              <w:rPr>
+                <w:rStyle w:val="VerbatimChar"/>
+              </w:rPr>
+              <w:t xml:space="preserve">river</w:t>
+            </w:r>
+            <w:r>
+              <w:t xml:space="preserve"> </w:t>
+            </w:r>
+            <w:r>
+              <w:t xml:space="preserve">state machine used elsewhere</w:t>
+            </w:r>
+          </w:p>
+        </w:tc>
+      </w:tr>
+      <w:tr>
+        <w:tc>
+          <w:tcPr/>
+          <w:p>
+            <w:pPr>
+              <w:pStyle w:val="Compact"/>
+              <w:jc w:val="left"/>
+            </w:pPr>
+            <w:r>
+              <w:t xml:space="preserve">campschd_extension.md</w:t>
+            </w:r>
+          </w:p>
+        </w:tc>
+        <w:tc>
+          <w:tcPr/>
+          <w:p>
+            <w:pPr>
+              <w:pStyle w:val="Compact"/>
+              <w:jc w:val="left"/>
+            </w:pPr>
+            <w:r>
+              <w:rPr>
+                <w:rStyle w:val="VerbatimChar"/>
+              </w:rPr>
+              <w:t xml:space="preserve">campschd_extension.py</w:t>
+            </w:r>
+            <w:r>
+              <w:t xml:space="preserve"> </w:t>
+            </w:r>
+            <w:r>
+              <w:t xml:space="preserve">(5 endpoints)</w:t>
+            </w:r>
+          </w:p>
+        </w:tc>
+        <w:tc>
+          <w:tcPr/>
+          <w:p>
+            <w:pPr>
+              <w:pStyle w:val="Compact"/>
+              <w:jc w:val="left"/>
+            </w:pPr>
+            <w:r>
+              <w:t xml:space="preserve">✅</w:t>
+            </w:r>
+            <w:r>
+              <w:t xml:space="preserve"> </w:t>
+            </w:r>
+            <w:r>
+              <w:rPr>
+                <w:bCs/>
+                <w:b/>
+              </w:rPr>
+              <w:t xml:space="preserve">Complete</w:t>
+            </w:r>
+            <w:r>
+              <w:t xml:space="preserve"> </w:t>
+            </w:r>
+            <w:r>
+              <w:t xml:space="preserve">— schedule extension seed data (computes 4 values it never returns — see notes), cascading lookups, and the date-extension write endpoint (no forward-date validation)</w:t>
+            </w:r>
+          </w:p>
+        </w:tc>
+      </w:tr>
+      <w:tr>
+        <w:tc>
+          <w:tcPr/>
+          <w:p>
+            <w:pPr>
+              <w:pStyle w:val="Compact"/>
+              <w:jc w:val="left"/>
+            </w:pPr>
+            <w:r>
+              <w:t xml:space="preserve">sub_camp_management.md</w:t>
+            </w:r>
+          </w:p>
+        </w:tc>
+        <w:tc>
+          <w:tcPr/>
+          <w:p>
+            <w:pPr>
+              <w:pStyle w:val="Compact"/>
+              <w:jc w:val="left"/>
+            </w:pPr>
+            <w:r>
+              <w:rPr>
+                <w:rStyle w:val="VerbatimChar"/>
+              </w:rPr>
+              <w:t xml:space="preserve">sub_camp_management.py</w:t>
+            </w:r>
+            <w:r>
+              <w:t xml:space="preserve"> </w:t>
+            </w:r>
+            <w:r>
+              <w:t xml:space="preserve">(3 endpoints)</w:t>
+            </w:r>
+          </w:p>
+        </w:tc>
+        <w:tc>
+          <w:tcPr/>
+          <w:p>
+            <w:pPr>
+              <w:pStyle w:val="Compact"/>
+              <w:jc w:val="left"/>
+            </w:pPr>
+            <w:r>
+              <w:t xml:space="preserve">✅</w:t>
+            </w:r>
+            <w:r>
+              <w:t xml:space="preserve"> </w:t>
+            </w:r>
+            <w:r>
+              <w:rPr>
+                <w:bCs/>
+                <w:b/>
+              </w:rPr>
+              <w:t xml:space="preserve">Complete</w:t>
+            </w:r>
+            <w:r>
+              <w:t xml:space="preserve"> </w:t>
+            </w:r>
+            <w:r>
+              <w:t xml:space="preserve">— bulk sub-camp creation, AO typeahead search, pre-save duplicate check. Notably more carefully written than most files so far; main risk is a missing</w:t>
+            </w:r>
+            <w:r>
+              <w:t xml:space="preserve"> </w:t>
+            </w:r>
+            <w:r>
+              <w:rPr>
+                <w:rStyle w:val="VerbatimChar"/>
+              </w:rPr>
+              <w:t xml:space="preserve">transaction.atomic()</w:t>
+            </w:r>
+            <w:r>
+              <w:t xml:space="preserve"> </w:t>
+            </w:r>
+            <w:r>
+              <w:t xml:space="preserve">around the bulk-save loop</w:t>
+            </w:r>
+          </w:p>
+        </w:tc>
+      </w:tr>
+      <w:tr>
+        <w:tc>
+          <w:tcPr/>
+          <w:p>
+            <w:pPr>
+              <w:pStyle w:val="Compact"/>
+              <w:jc w:val="left"/>
+            </w:pPr>
+            <w:r>
+              <w:t xml:space="preserve">camp_exam_allocation.md</w:t>
+            </w:r>
+          </w:p>
+        </w:tc>
+        <w:tc>
+          <w:tcPr/>
+          <w:p>
+            <w:pPr>
+              <w:pStyle w:val="Compact"/>
+              <w:jc w:val="left"/>
+            </w:pPr>
+            <w:r>
+              <w:rPr>
+                <w:rStyle w:val="VerbatimChar"/>
+              </w:rPr>
+              <w:t xml:space="preserve">camp_exam_allocation.py</w:t>
+            </w:r>
+            <w:r>
+              <w:t xml:space="preserve"> </w:t>
+            </w:r>
+            <w:r>
+              <w:t xml:space="preserve">(7 endpoints)</w:t>
+            </w:r>
+          </w:p>
+        </w:tc>
+        <w:tc>
+          <w:tcPr/>
+          <w:p>
+            <w:pPr>
+              <w:pStyle w:val="Compact"/>
+              <w:jc w:val="left"/>
+            </w:pPr>
+            <w:r>
+              <w:t xml:space="preserve">✅</w:t>
+            </w:r>
+            <w:r>
+              <w:t xml:space="preserve"> </w:t>
+            </w:r>
+            <w:r>
+              <w:rPr>
+                <w:bCs/>
+                <w:b/>
+              </w:rPr>
+              <w:t xml:space="preserve">Complete</w:t>
+            </w:r>
+            <w:r>
+              <w:t xml:space="preserve"> </w:t>
+            </w:r>
+            <w:r>
+              <w:t xml:space="preserve">— allocation window, allocate/remove, listing window, Change AO. One real bug (</w:t>
+            </w:r>
+            <w:r>
+              <w:rPr>
+                <w:rStyle w:val="VerbatimChar"/>
+              </w:rPr>
+              <w:t xml:space="preserve">_year_variants()</w:t>
+            </w:r>
+            <w:r>
+              <w:t xml:space="preserve"> </w:t>
+            </w:r>
+            <w:r>
+              <w:t xml:space="preserve">— see doc), ~400 lines of dead commented-out code, otherwise one of the better-written files so far</w:t>
+            </w:r>
+          </w:p>
+        </w:tc>
+      </w:tr>
+      <w:tr>
+        <w:tc>
+          <w:tcPr/>
+          <w:p>
+            <w:pPr>
+              <w:pStyle w:val="Compact"/>
+              <w:jc w:val="left"/>
+            </w:pPr>
+            <w:r>
+              <w:t xml:space="preserve">assigndeputy.md</w:t>
+            </w:r>
+          </w:p>
+        </w:tc>
+        <w:tc>
+          <w:tcPr/>
+          <w:p>
+            <w:pPr>
+              <w:pStyle w:val="Compact"/>
+              <w:jc w:val="left"/>
+            </w:pPr>
+            <w:r>
+              <w:rPr>
+                <w:rStyle w:val="VerbatimChar"/>
+              </w:rPr>
+              <w:t xml:space="preserve">assigndeputy.py</w:t>
+            </w:r>
+            <w:r>
+              <w:t xml:space="preserve"> </w:t>
+            </w:r>
+            <w:r>
+              <w:t xml:space="preserve">(10 endpoints)</w:t>
+            </w:r>
+          </w:p>
+        </w:tc>
+        <w:tc>
+          <w:tcPr/>
+          <w:p>
+            <w:pPr>
+              <w:pStyle w:val="Compact"/>
+              <w:jc w:val="left"/>
+            </w:pPr>
+            <w:r>
+              <w:t xml:space="preserve">✅</w:t>
+            </w:r>
+            <w:r>
+              <w:t xml:space="preserve"> </w:t>
+            </w:r>
+            <w:r>
+              <w:rPr>
+                <w:bCs/>
+                <w:b/>
+              </w:rPr>
+              <w:t xml:space="preserve">Complete</w:t>
+            </w:r>
+            <w:r>
+              <w:t xml:space="preserve"> </w:t>
+            </w:r>
+            <w:r>
+              <w:t xml:space="preserve">— allocation add/update/delete, cascading lookups, experience-filtered candidate search, approval workflow. Serious findings: near-zero error handling on the update endpoint, a likely wrong-role bug on create, and a delete that revokes a group membership system-wide instead of per-allocation</w:t>
+            </w:r>
+          </w:p>
+        </w:tc>
+      </w:tr>
+      <w:tr>
+        <w:tc>
+          <w:tcPr/>
+          <w:p>
+            <w:pPr>
+              <w:pStyle w:val="Compact"/>
+              <w:jc w:val="left"/>
+            </w:pPr>
+            <w:r>
+              <w:t xml:space="preserve">campmobile.md</w:t>
+            </w:r>
+          </w:p>
+        </w:tc>
+        <w:tc>
+          <w:tcPr/>
+          <w:p>
+            <w:pPr>
+              <w:pStyle w:val="Compact"/>
+              <w:jc w:val="left"/>
+            </w:pPr>
+            <w:r>
+              <w:rPr>
+                <w:rStyle w:val="VerbatimChar"/>
+              </w:rPr>
+              <w:t xml:space="preserve">campmobile.py</w:t>
+            </w:r>
+            <w:r>
+              <w:t xml:space="preserve"> </w:t>
+            </w:r>
+            <w:r>
+              <w:t xml:space="preserve">(11 endpoints)</w:t>
+            </w:r>
+          </w:p>
+        </w:tc>
+        <w:tc>
+          <w:tcPr/>
+          <w:p>
+            <w:pPr>
+              <w:pStyle w:val="Compact"/>
+              <w:jc w:val="left"/>
+            </w:pPr>
+            <w:r>
+              <w:t xml:space="preserve">✅</w:t>
+            </w:r>
+            <w:r>
+              <w:t xml:space="preserve"> </w:t>
+            </w:r>
+            <w:r>
+              <w:rPr>
+                <w:bCs/>
+                <w:b/>
+              </w:rPr>
+              <w:t xml:space="preserve">Complete</w:t>
+            </w:r>
+            <w:r>
+              <w:t xml:space="preserve"> </w:t>
+            </w:r>
+            <w:r>
+              <w:t xml:space="preserve">— login/MFA, camp details, bundle fetch/approve/reject, distribution.</w:t>
+            </w:r>
+            <w:r>
+              <w:t xml:space="preserve"> </w:t>
+            </w:r>
+            <w:r>
+              <w:rPr>
+                <w:bCs/>
+                <w:b/>
+              </w:rPr>
+              <w:t xml:space="preserve">Serious finding:</w:t>
+            </w:r>
+            <w:r>
+              <w:t xml:space="preserve"> </w:t>
+            </w:r>
+            <w:r>
+              <w:t xml:space="preserve">the MFA/OTP code is cached globally, not per-user — see the doc’s opening notes</w:t>
+            </w:r>
+          </w:p>
+        </w:tc>
+      </w:tr>
+      <w:tr>
+        <w:tc>
+          <w:tcPr/>
+          <w:p>
+            <w:pPr>
+              <w:pStyle w:val="Compact"/>
+              <w:jc w:val="left"/>
+            </w:pPr>
+            <w:r>
+              <w:t xml:space="preserve">subcamp.md</w:t>
+            </w:r>
+          </w:p>
+        </w:tc>
+        <w:tc>
+          <w:tcPr/>
+          <w:p>
+            <w:pPr>
+              <w:pStyle w:val="Compact"/>
+              <w:jc w:val="left"/>
+            </w:pPr>
+            <w:r>
+              <w:rPr>
+                <w:rStyle w:val="VerbatimChar"/>
+              </w:rPr>
+              <w:t xml:space="preserve">subcamp.py</w:t>
+            </w:r>
+            <w:r>
+              <w:t xml:space="preserve"> </w:t>
+            </w:r>
+            <w:r>
+              <w:t xml:space="preserve">(6 endpoints)</w:t>
+            </w:r>
+          </w:p>
+        </w:tc>
+        <w:tc>
+          <w:tcPr/>
+          <w:p>
+            <w:pPr>
+              <w:pStyle w:val="Compact"/>
+              <w:jc w:val="left"/>
+            </w:pPr>
+            <w:r>
+              <w:t xml:space="preserve">✅</w:t>
+            </w:r>
+            <w:r>
+              <w:t xml:space="preserve"> </w:t>
+            </w:r>
+            <w:r>
+              <w:rPr>
+                <w:bCs/>
+                <w:b/>
+              </w:rPr>
+              <w:t xml:space="preserve">Complete</w:t>
+            </w:r>
+            <w:r>
+              <w:t xml:space="preserve"> </w:t>
+            </w:r>
+            <w:r>
+              <w:t xml:space="preserve">— sub-camp master create/update/delete + approval workflow. Contains direct evidence of a coded</w:t>
+            </w:r>
+            <w:r>
+              <w:t xml:space="preserve"> </w:t>
+            </w:r>
+            <w:r>
+              <w:rPr>
+                <w:rStyle w:val="VerbatimChar"/>
+              </w:rPr>
+              <w:t xml:space="preserve">river</w:t>
+            </w:r>
+            <w:r>
+              <w:t xml:space="preserve">-failure workaround with a hardcoded fallback state id</w:t>
+            </w:r>
+          </w:p>
+        </w:tc>
+      </w:tr>
+      <w:tr>
+        <w:tc>
+          <w:tcPr/>
+          <w:p>
+            <w:pPr>
+              <w:pStyle w:val="Compact"/>
+              <w:jc w:val="left"/>
+            </w:pPr>
+            <w:r>
+              <w:t xml:space="preserve">campschedule.md</w:t>
+            </w:r>
+          </w:p>
+        </w:tc>
+        <w:tc>
+          <w:tcPr/>
+          <w:p>
+            <w:pPr>
+              <w:pStyle w:val="Compact"/>
+              <w:jc w:val="left"/>
+            </w:pPr>
+            <w:r>
+              <w:rPr>
+                <w:rStyle w:val="VerbatimChar"/>
+              </w:rPr>
+              <w:t xml:space="preserve">campschedule.py</w:t>
+            </w:r>
+            <w:r>
+              <w:t xml:space="preserve"> </w:t>
+            </w:r>
+            <w:r>
+              <w:t xml:space="preserve">(13 live endpoints)</w:t>
+            </w:r>
+          </w:p>
+        </w:tc>
+        <w:tc>
+          <w:tcPr/>
+          <w:p>
+            <w:pPr>
+              <w:pStyle w:val="Compact"/>
+              <w:jc w:val="left"/>
+            </w:pPr>
+            <w:r>
+              <w:t xml:space="preserve">✅</w:t>
+            </w:r>
+            <w:r>
+              <w:t xml:space="preserve"> </w:t>
+            </w:r>
+            <w:r>
+              <w:rPr>
+                <w:bCs/>
+                <w:b/>
+              </w:rPr>
+              <w:t xml:space="preserve">Complete</w:t>
+            </w:r>
+            <w:r>
+              <w:t xml:space="preserve"> </w:t>
+            </w:r>
+            <w:r>
+              <w:t xml:space="preserve">— schedule create/update/delete, chairman/course lookups, approval workflow.</w:t>
+            </w:r>
+            <w:r>
+              <w:t xml:space="preserve"> </w:t>
+            </w:r>
+            <w:r>
+              <w:rPr>
+                <w:bCs/>
+                <w:b/>
+              </w:rPr>
+              <w:t xml:space="preserve">Most severe finding in this series:</w:t>
+            </w:r>
+            <w:r>
+              <w:t xml:space="preserve"> </w:t>
+            </w:r>
+            <w:r>
+              <w:t xml:space="preserve">the approval endpoint returns an HTTP redirect instead of JSON, treats rejection as deletion, and never propagates status to child records</w:t>
+            </w:r>
+          </w:p>
+        </w:tc>
+      </w:tr>
+      <w:tr>
+        <w:tc>
+          <w:tcPr/>
+          <w:p>
+            <w:pPr>
+              <w:pStyle w:val="Compact"/>
+              <w:jc w:val="left"/>
+            </w:pPr>
+            <w:r>
+              <w:t xml:space="preserve">examiners_pool.md</w:t>
+            </w:r>
+          </w:p>
+        </w:tc>
+        <w:tc>
+          <w:tcPr/>
+          <w:p>
+            <w:pPr>
+              <w:pStyle w:val="Compact"/>
+              <w:jc w:val="left"/>
+            </w:pPr>
+            <w:r>
+              <w:rPr>
+                <w:rStyle w:val="VerbatimChar"/>
+              </w:rPr>
+              <w:t xml:space="preserve">examiners_pool.py</w:t>
+            </w:r>
+            <w:r>
+              <w:t xml:space="preserve"> </w:t>
+            </w:r>
+            <w:r>
+              <w:t xml:space="preserve">(20 endpoints)</w:t>
+            </w:r>
+          </w:p>
+        </w:tc>
+        <w:tc>
+          <w:tcPr/>
+          <w:p>
+            <w:pPr>
+              <w:pStyle w:val="Compact"/>
+              <w:jc w:val="left"/>
+            </w:pPr>
+            <w:r>
+              <w:t xml:space="preserve">Examiner pool creation, bulk upload, approval, and supporting lookups</w:t>
             </w:r>
             <w:r>
               <w:t xml:space="preserve"> </w:t>
@@ -819,7 +1544,7 @@
               <w:jc w:val="left"/>
             </w:pPr>
             <w:r>
-              <w:t xml:space="preserve">subcamp-master.md</w:t>
+              <w:t xml:space="preserve">camp_schedule_new.md</w:t>
             </w:r>
           </w:p>
         </w:tc>
@@ -834,25 +1559,37 @@
               <w:rPr>
                 <w:rStyle w:val="VerbatimChar"/>
               </w:rPr>
-              <w:t xml:space="preserve">subcamp.py</w:t>
-            </w:r>
-            <w:r>
-              <w:t xml:space="preserve"> </w:t>
-            </w:r>
-            <w:r>
-              <w:t xml:space="preserve">(6 endpoints)</w:t>
-            </w:r>
-          </w:p>
-        </w:tc>
-        <w:tc>
-          <w:tcPr/>
-          <w:p>
-            <w:pPr>
-              <w:pStyle w:val="Compact"/>
-              <w:jc w:val="left"/>
-            </w:pPr>
-            <w:r>
-              <w:t xml:space="preserve">Sub-camp master create/update + approval workflow</w:t>
+              <w:t xml:space="preserve">camp_schedule_new.py</w:t>
+            </w:r>
+            <w:r>
+              <w:t xml:space="preserve"> </w:t>
+            </w:r>
+            <w:r>
+              <w:t xml:space="preserve">(25 endpoints)</w:t>
+            </w:r>
+          </w:p>
+        </w:tc>
+        <w:tc>
+          <w:tcPr/>
+          <w:p>
+            <w:pPr>
+              <w:pStyle w:val="Compact"/>
+              <w:jc w:val="left"/>
+            </w:pPr>
+            <w:r>
+              <w:t xml:space="preserve">The newer camp schedule + chairman allocation system — likely</w:t>
+            </w:r>
+            <w:r>
+              <w:t xml:space="preserve"> </w:t>
+            </w:r>
+            <w:r>
+              <w:rPr>
+                <w:rStyle w:val="VerbatimChar"/>
+              </w:rPr>
+              <w:t xml:space="preserve">campschedule.py</w:t>
+            </w:r>
+            <w:r>
+              <w:t xml:space="preserve">’s intended replacement, see notes once documented</w:t>
             </w:r>
             <w:r>
               <w:t xml:space="preserve"> </w:t>
@@ -876,7 +1613,7 @@
               <w:jc w:val="left"/>
             </w:pPr>
             <w:r>
-              <w:t xml:space="preserve">camp-schedule.md</w:t>
+              <w:t xml:space="preserve">camp.md</w:t>
             </w:r>
           </w:p>
         </w:tc>
@@ -891,25 +1628,25 @@
               <w:rPr>
                 <w:rStyle w:val="VerbatimChar"/>
               </w:rPr>
-              <w:t xml:space="preserve">campschedule.py</w:t>
-            </w:r>
-            <w:r>
-              <w:t xml:space="preserve"> </w:t>
-            </w:r>
-            <w:r>
-              <w:t xml:space="preserve">(18 endpoints)</w:t>
-            </w:r>
-          </w:p>
-        </w:tc>
-        <w:tc>
-          <w:tcPr/>
-          <w:p>
-            <w:pPr>
-              <w:pStyle w:val="Compact"/>
-              <w:jc w:val="left"/>
-            </w:pPr>
-            <w:r>
-              <w:t xml:space="preserve">Camp schedule (original) create/update + approval, chairman course lists</w:t>
+              <w:t xml:space="preserve">camp.py</w:t>
+            </w:r>
+            <w:r>
+              <w:t xml:space="preserve"> </w:t>
+            </w:r>
+            <w:r>
+              <w:t xml:space="preserve">(27 endpoints)</w:t>
+            </w:r>
+          </w:p>
+        </w:tc>
+        <w:tc>
+          <w:tcPr/>
+          <w:p>
+            <w:pPr>
+              <w:pStyle w:val="Compact"/>
+              <w:jc w:val="left"/>
+            </w:pPr>
+            <w:r>
+              <w:t xml:space="preserve">Camp master create/update/list/approval, camp official allocation + approval, chairman/programme/course lookup lists</w:t>
             </w:r>
             <w:r>
               <w:t xml:space="preserve"> </w:t>
@@ -933,7 +1670,7 @@
               <w:jc w:val="left"/>
             </w:pPr>
             <w:r>
-              <w:t xml:space="preserve">deputy-chairman-allocation.md</w:t>
+              <w:t xml:space="preserve">assignexaminer.md</w:t>
             </w:r>
           </w:p>
         </w:tc>
@@ -948,63 +1685,6 @@
               <w:rPr>
                 <w:rStyle w:val="VerbatimChar"/>
               </w:rPr>
-              <w:t xml:space="preserve">assigndeputy.py</w:t>
-            </w:r>
-            <w:r>
-              <w:t xml:space="preserve"> </w:t>
-            </w:r>
-            <w:r>
-              <w:t xml:space="preserve">(10 endpoints)</w:t>
-            </w:r>
-          </w:p>
-        </w:tc>
-        <w:tc>
-          <w:tcPr/>
-          <w:p>
-            <w:pPr>
-              <w:pStyle w:val="Compact"/>
-              <w:jc w:val="left"/>
-            </w:pPr>
-            <w:r>
-              <w:t xml:space="preserve">Deputy Chairman allocation + approval</w:t>
-            </w:r>
-            <w:r>
-              <w:t xml:space="preserve"> </w:t>
-            </w:r>
-            <w:r>
-              <w:rPr>
-                <w:iCs/>
-                <w:i/>
-              </w:rPr>
-              <w:t xml:space="preserve">(coming next)</w:t>
-            </w:r>
-          </w:p>
-        </w:tc>
-      </w:tr>
-      <w:tr>
-        <w:tc>
-          <w:tcPr/>
-          <w:p>
-            <w:pPr>
-              <w:pStyle w:val="Compact"/>
-              <w:jc w:val="left"/>
-            </w:pPr>
-            <w:r>
-              <w:t xml:space="preserve">examiner-allocation.md</w:t>
-            </w:r>
-          </w:p>
-        </w:tc>
-        <w:tc>
-          <w:tcPr/>
-          <w:p>
-            <w:pPr>
-              <w:pStyle w:val="Compact"/>
-              <w:jc w:val="left"/>
-            </w:pPr>
-            <w:r>
-              <w:rPr>
-                <w:rStyle w:val="VerbatimChar"/>
-              </w:rPr>
               <w:t xml:space="preserve">assignexaminer.py</w:t>
             </w:r>
             <w:r>
@@ -1024,633 +1704,6 @@
             </w:pPr>
             <w:r>
               <w:t xml:space="preserve">Examiner/chief examiner/additional examiner allocation, bulk approval, district/college/department/teacher lookups</w:t>
-            </w:r>
-            <w:r>
-              <w:t xml:space="preserve"> </w:t>
-            </w:r>
-            <w:r>
-              <w:rPr>
-                <w:iCs/>
-                <w:i/>
-              </w:rPr>
-              <w:t xml:space="preserve">(coming next)</w:t>
-            </w:r>
-          </w:p>
-        </w:tc>
-      </w:tr>
-      <w:tr>
-        <w:tc>
-          <w:tcPr/>
-          <w:p>
-            <w:pPr>
-              <w:pStyle w:val="Compact"/>
-              <w:jc w:val="left"/>
-            </w:pPr>
-            <w:r>
-              <w:t xml:space="preserve">camp-mobile.md</w:t>
-            </w:r>
-          </w:p>
-        </w:tc>
-        <w:tc>
-          <w:tcPr/>
-          <w:p>
-            <w:pPr>
-              <w:pStyle w:val="Compact"/>
-              <w:jc w:val="left"/>
-            </w:pPr>
-            <w:r>
-              <w:rPr>
-                <w:rStyle w:val="VerbatimChar"/>
-              </w:rPr>
-              <w:t xml:space="preserve">campmobile.py</w:t>
-            </w:r>
-            <w:r>
-              <w:t xml:space="preserve"> </w:t>
-            </w:r>
-            <w:r>
-              <w:t xml:space="preserve">(11 endpoints)</w:t>
-            </w:r>
-          </w:p>
-        </w:tc>
-        <w:tc>
-          <w:tcPr/>
-          <w:p>
-            <w:pPr>
-              <w:pStyle w:val="Compact"/>
-              <w:jc w:val="left"/>
-            </w:pPr>
-            <w:r>
-              <w:t xml:space="preserve">The camp mobile app’s own login, bundle fetch/approve/reject, distribution, OTP/MFA</w:t>
-            </w:r>
-            <w:r>
-              <w:t xml:space="preserve"> </w:t>
-            </w:r>
-            <w:r>
-              <w:rPr>
-                <w:iCs/>
-                <w:i/>
-              </w:rPr>
-              <w:t xml:space="preserve">(coming next)</w:t>
-            </w:r>
-          </w:p>
-        </w:tc>
-      </w:tr>
-      <w:tr>
-        <w:tc>
-          <w:tcPr/>
-          <w:p>
-            <w:pPr>
-              <w:pStyle w:val="Compact"/>
-              <w:jc w:val="left"/>
-            </w:pPr>
-            <w:r>
-              <w:t xml:space="preserve">examiners-pool.md</w:t>
-            </w:r>
-          </w:p>
-        </w:tc>
-        <w:tc>
-          <w:tcPr/>
-          <w:p>
-            <w:pPr>
-              <w:pStyle w:val="Compact"/>
-              <w:jc w:val="left"/>
-            </w:pPr>
-            <w:r>
-              <w:rPr>
-                <w:rStyle w:val="VerbatimChar"/>
-              </w:rPr>
-              <w:t xml:space="preserve">examiners_pool.py</w:t>
-            </w:r>
-            <w:r>
-              <w:t xml:space="preserve"> </w:t>
-            </w:r>
-            <w:r>
-              <w:t xml:space="preserve">(20 endpoints)</w:t>
-            </w:r>
-          </w:p>
-        </w:tc>
-        <w:tc>
-          <w:tcPr/>
-          <w:p>
-            <w:pPr>
-              <w:pStyle w:val="Compact"/>
-              <w:jc w:val="left"/>
-            </w:pPr>
-            <w:r>
-              <w:t xml:space="preserve">Examiner pool creation, bulk upload, approval, and supporting lookups</w:t>
-            </w:r>
-            <w:r>
-              <w:t xml:space="preserve"> </w:t>
-            </w:r>
-            <w:r>
-              <w:rPr>
-                <w:iCs/>
-                <w:i/>
-              </w:rPr>
-              <w:t xml:space="preserve">(coming next)</w:t>
-            </w:r>
-          </w:p>
-        </w:tc>
-      </w:tr>
-      <w:tr>
-        <w:tc>
-          <w:tcPr/>
-          <w:p>
-            <w:pPr>
-              <w:pStyle w:val="Compact"/>
-              <w:jc w:val="left"/>
-            </w:pPr>
-            <w:r>
-              <w:t xml:space="preserve">camp-schedule-new.md</w:t>
-            </w:r>
-          </w:p>
-        </w:tc>
-        <w:tc>
-          <w:tcPr/>
-          <w:p>
-            <w:pPr>
-              <w:pStyle w:val="Compact"/>
-              <w:jc w:val="left"/>
-            </w:pPr>
-            <w:r>
-              <w:rPr>
-                <w:rStyle w:val="VerbatimChar"/>
-              </w:rPr>
-              <w:t xml:space="preserve">camp_schedule_new.py</w:t>
-            </w:r>
-            <w:r>
-              <w:t xml:space="preserve"> </w:t>
-            </w:r>
-            <w:r>
-              <w:t xml:space="preserve">(25 endpoints)</w:t>
-            </w:r>
-          </w:p>
-        </w:tc>
-        <w:tc>
-          <w:tcPr/>
-          <w:p>
-            <w:pPr>
-              <w:pStyle w:val="Compact"/>
-              <w:jc w:val="left"/>
-            </w:pPr>
-            <w:r>
-              <w:t xml:space="preserve">The newer camp schedule + chairman allocation system — likely</w:t>
-            </w:r>
-            <w:r>
-              <w:t xml:space="preserve"> </w:t>
-            </w:r>
-            <w:r>
-              <w:rPr>
-                <w:rStyle w:val="VerbatimChar"/>
-              </w:rPr>
-              <w:t xml:space="preserve">campschedule.py</w:t>
-            </w:r>
-            <w:r>
-              <w:t xml:space="preserve">’s intended replacement, see notes once documented</w:t>
-            </w:r>
-            <w:r>
-              <w:t xml:space="preserve"> </w:t>
-            </w:r>
-            <w:r>
-              <w:rPr>
-                <w:iCs/>
-                <w:i/>
-              </w:rPr>
-              <w:t xml:space="preserve">(coming next)</w:t>
-            </w:r>
-          </w:p>
-        </w:tc>
-      </w:tr>
-      <w:tr>
-        <w:tc>
-          <w:tcPr/>
-          <w:p>
-            <w:pPr>
-              <w:pStyle w:val="Compact"/>
-              <w:jc w:val="left"/>
-            </w:pPr>
-            <w:r>
-              <w:t xml:space="preserve">camp-wise-teacher-count.md</w:t>
-            </w:r>
-          </w:p>
-        </w:tc>
-        <w:tc>
-          <w:tcPr/>
-          <w:p>
-            <w:pPr>
-              <w:pStyle w:val="Compact"/>
-              <w:jc w:val="left"/>
-            </w:pPr>
-            <w:r>
-              <w:rPr>
-                <w:rStyle w:val="VerbatimChar"/>
-              </w:rPr>
-              <w:t xml:space="preserve">camp_wise_tchr_count.py</w:t>
-            </w:r>
-            <w:r>
-              <w:t xml:space="preserve"> </w:t>
-            </w:r>
-            <w:r>
-              <w:t xml:space="preserve">(1 endpoint)</w:t>
-            </w:r>
-          </w:p>
-        </w:tc>
-        <w:tc>
-          <w:tcPr/>
-          <w:p>
-            <w:pPr>
-              <w:pStyle w:val="Compact"/>
-              <w:jc w:val="left"/>
-            </w:pPr>
-            <w:r>
-              <w:t xml:space="preserve">✅</w:t>
-            </w:r>
-            <w:r>
-              <w:t xml:space="preserve"> </w:t>
-            </w:r>
-            <w:r>
-              <w:rPr>
-                <w:bCs/>
-                <w:b/>
-              </w:rPr>
-              <w:t xml:space="preserve">Complete</w:t>
-            </w:r>
-            <w:r>
-              <w:t xml:space="preserve"> </w:t>
-            </w:r>
-            <w:r>
-              <w:t xml:space="preserve">— teacher count for a camp</w:t>
-            </w:r>
-          </w:p>
-        </w:tc>
-      </w:tr>
-      <w:tr>
-        <w:tc>
-          <w:tcPr/>
-          <w:p>
-            <w:pPr>
-              <w:pStyle w:val="Compact"/>
-              <w:jc w:val="left"/>
-            </w:pPr>
-            <w:r>
-              <w:t xml:space="preserve">camp-schedule-extension.md</w:t>
-            </w:r>
-          </w:p>
-        </w:tc>
-        <w:tc>
-          <w:tcPr/>
-          <w:p>
-            <w:pPr>
-              <w:pStyle w:val="Compact"/>
-              <w:jc w:val="left"/>
-            </w:pPr>
-            <w:r>
-              <w:rPr>
-                <w:rStyle w:val="VerbatimChar"/>
-              </w:rPr>
-              <w:t xml:space="preserve">campschd_extension.py</w:t>
-            </w:r>
-            <w:r>
-              <w:t xml:space="preserve"> </w:t>
-            </w:r>
-            <w:r>
-              <w:t xml:space="preserve">(5 endpoints)</w:t>
-            </w:r>
-          </w:p>
-        </w:tc>
-        <w:tc>
-          <w:tcPr/>
-          <w:p>
-            <w:pPr>
-              <w:pStyle w:val="Compact"/>
-              <w:jc w:val="left"/>
-            </w:pPr>
-            <w:r>
-              <w:t xml:space="preserve">✅</w:t>
-            </w:r>
-            <w:r>
-              <w:t xml:space="preserve"> </w:t>
-            </w:r>
-            <w:r>
-              <w:rPr>
-                <w:bCs/>
-                <w:b/>
-              </w:rPr>
-              <w:t xml:space="preserve">Complete</w:t>
-            </w:r>
-            <w:r>
-              <w:t xml:space="preserve"> </w:t>
-            </w:r>
-            <w:r>
-              <w:t xml:space="preserve">— schedule extension seed data (computes 4 values it never returns — see notes), cascading lookups, and the date-extension write endpoint (no forward-date validation)</w:t>
-            </w:r>
-          </w:p>
-        </w:tc>
-      </w:tr>
-      <w:tr>
-        <w:tc>
-          <w:tcPr/>
-          <w:p>
-            <w:pPr>
-              <w:pStyle w:val="Compact"/>
-              <w:jc w:val="left"/>
-            </w:pPr>
-            <w:r>
-              <w:t xml:space="preserve">bundle-details.md</w:t>
-            </w:r>
-          </w:p>
-        </w:tc>
-        <w:tc>
-          <w:tcPr/>
-          <w:p>
-            <w:pPr>
-              <w:pStyle w:val="Compact"/>
-              <w:jc w:val="left"/>
-            </w:pPr>
-            <w:r>
-              <w:rPr>
-                <w:rStyle w:val="VerbatimChar"/>
-              </w:rPr>
-              <w:t xml:space="preserve">bundledetails.py</w:t>
-            </w:r>
-            <w:r>
-              <w:t xml:space="preserve"> </w:t>
-            </w:r>
-            <w:r>
-              <w:t xml:space="preserve">(2 endpoints)</w:t>
-            </w:r>
-          </w:p>
-        </w:tc>
-        <w:tc>
-          <w:tcPr/>
-          <w:p>
-            <w:pPr>
-              <w:pStyle w:val="Compact"/>
-              <w:jc w:val="left"/>
-            </w:pPr>
-            <w:r>
-              <w:t xml:space="preserve">✅</w:t>
-            </w:r>
-            <w:r>
-              <w:t xml:space="preserve"> </w:t>
-            </w:r>
-            <w:r>
-              <w:rPr>
-                <w:bCs/>
-                <w:b/>
-              </w:rPr>
-              <w:t xml:space="preserve">Complete</w:t>
-            </w:r>
-            <w:r>
-              <w:t xml:space="preserve"> </w:t>
-            </w:r>
-            <w:r>
-              <w:t xml:space="preserve">— page shell and the decrypt/lookup endpoint. Several likely bugs found (unassigned variable on bad</w:t>
-            </w:r>
-            <w:r>
-              <w:t xml:space="preserve"> </w:t>
-            </w:r>
-            <w:r>
-              <w:rPr>
-                <w:rStyle w:val="VerbatimChar"/>
-              </w:rPr>
-              <w:t xml:space="preserve">bcode</w:t>
-            </w:r>
-            <w:r>
-              <w:t xml:space="preserve">, no None/empty checks, likely-broken Fernet key encoding)</w:t>
-            </w:r>
-          </w:p>
-        </w:tc>
-      </w:tr>
-      <w:tr>
-        <w:tc>
-          <w:tcPr/>
-          <w:p>
-            <w:pPr>
-              <w:pStyle w:val="Compact"/>
-              <w:jc w:val="left"/>
-            </w:pPr>
-            <w:r>
-              <w:t xml:space="preserve">camp-closure.md</w:t>
-            </w:r>
-          </w:p>
-        </w:tc>
-        <w:tc>
-          <w:tcPr/>
-          <w:p>
-            <w:pPr>
-              <w:pStyle w:val="Compact"/>
-              <w:jc w:val="left"/>
-            </w:pPr>
-            <w:r>
-              <w:rPr>
-                <w:rStyle w:val="VerbatimChar"/>
-              </w:rPr>
-              <w:t xml:space="preserve">camp_closure.py</w:t>
-            </w:r>
-            <w:r>
-              <w:t xml:space="preserve"> </w:t>
-            </w:r>
-            <w:r>
-              <w:t xml:space="preserve">(5 endpoints)</w:t>
-            </w:r>
-          </w:p>
-        </w:tc>
-        <w:tc>
-          <w:tcPr/>
-          <w:p>
-            <w:pPr>
-              <w:pStyle w:val="Compact"/>
-              <w:jc w:val="left"/>
-            </w:pPr>
-            <w:r>
-              <w:t xml:space="preserve">✅</w:t>
-            </w:r>
-            <w:r>
-              <w:t xml:space="preserve"> </w:t>
-            </w:r>
-            <w:r>
-              <w:rPr>
-                <w:bCs/>
-                <w:b/>
-              </w:rPr>
-              <w:t xml:space="preserve">Complete</w:t>
-            </w:r>
-            <w:r>
-              <w:t xml:space="preserve"> </w:t>
-            </w:r>
-            <w:r>
-              <w:t xml:space="preserve">— active camp/sub-camp/course lookups, and close/reopen actions. Closure uses a plain string field, not the</w:t>
-            </w:r>
-            <w:r>
-              <w:t xml:space="preserve"> </w:t>
-            </w:r>
-            <w:r>
-              <w:rPr>
-                <w:rStyle w:val="VerbatimChar"/>
-              </w:rPr>
-              <w:t xml:space="preserve">river</w:t>
-            </w:r>
-            <w:r>
-              <w:t xml:space="preserve"> </w:t>
-            </w:r>
-            <w:r>
-              <w:t xml:space="preserve">state machine used elsewhere</w:t>
-            </w:r>
-          </w:p>
-        </w:tc>
-      </w:tr>
-      <w:tr>
-        <w:tc>
-          <w:tcPr/>
-          <w:p>
-            <w:pPr>
-              <w:pStyle w:val="Compact"/>
-              <w:jc w:val="left"/>
-            </w:pPr>
-            <w:r>
-              <w:t xml:space="preserve">sub-camp-management.md</w:t>
-            </w:r>
-          </w:p>
-        </w:tc>
-        <w:tc>
-          <w:tcPr/>
-          <w:p>
-            <w:pPr>
-              <w:pStyle w:val="Compact"/>
-              <w:jc w:val="left"/>
-            </w:pPr>
-            <w:r>
-              <w:rPr>
-                <w:rStyle w:val="VerbatimChar"/>
-              </w:rPr>
-              <w:t xml:space="preserve">sub_camp_management.py</w:t>
-            </w:r>
-            <w:r>
-              <w:t xml:space="preserve"> </w:t>
-            </w:r>
-            <w:r>
-              <w:t xml:space="preserve">(3 endpoints)</w:t>
-            </w:r>
-          </w:p>
-        </w:tc>
-        <w:tc>
-          <w:tcPr/>
-          <w:p>
-            <w:pPr>
-              <w:pStyle w:val="Compact"/>
-              <w:jc w:val="left"/>
-            </w:pPr>
-            <w:r>
-              <w:t xml:space="preserve">✅</w:t>
-            </w:r>
-            <w:r>
-              <w:t xml:space="preserve"> </w:t>
-            </w:r>
-            <w:r>
-              <w:rPr>
-                <w:bCs/>
-                <w:b/>
-              </w:rPr>
-              <w:t xml:space="preserve">Complete</w:t>
-            </w:r>
-            <w:r>
-              <w:t xml:space="preserve"> </w:t>
-            </w:r>
-            <w:r>
-              <w:t xml:space="preserve">— bulk sub-camp creation, AO typeahead search, pre-save duplicate check. Notably more carefully written than most files so far; main risk is a missing</w:t>
-            </w:r>
-            <w:r>
-              <w:t xml:space="preserve"> </w:t>
-            </w:r>
-            <w:r>
-              <w:rPr>
-                <w:rStyle w:val="VerbatimChar"/>
-              </w:rPr>
-              <w:t xml:space="preserve">transaction.atomic()</w:t>
-            </w:r>
-            <w:r>
-              <w:t xml:space="preserve"> </w:t>
-            </w:r>
-            <w:r>
-              <w:t xml:space="preserve">around the bulk-save loop</w:t>
-            </w:r>
-          </w:p>
-        </w:tc>
-      </w:tr>
-      <w:tr>
-        <w:tc>
-          <w:tcPr/>
-          <w:p>
-            <w:pPr>
-              <w:pStyle w:val="Compact"/>
-              <w:jc w:val="left"/>
-            </w:pPr>
-            <w:r>
-              <w:t xml:space="preserve">camp-exam-allocation.md</w:t>
-            </w:r>
-          </w:p>
-        </w:tc>
-        <w:tc>
-          <w:tcPr/>
-          <w:p>
-            <w:pPr>
-              <w:pStyle w:val="Compact"/>
-              <w:jc w:val="left"/>
-            </w:pPr>
-            <w:r>
-              <w:rPr>
-                <w:rStyle w:val="VerbatimChar"/>
-              </w:rPr>
-              <w:t xml:space="preserve">camp_exam_allocation.py</w:t>
-            </w:r>
-            <w:r>
-              <w:t xml:space="preserve"> </w:t>
-            </w:r>
-            <w:r>
-              <w:t xml:space="preserve">(7 endpoints)</w:t>
-            </w:r>
-          </w:p>
-        </w:tc>
-        <w:tc>
-          <w:tcPr/>
-          <w:p>
-            <w:pPr>
-              <w:pStyle w:val="Compact"/>
-              <w:jc w:val="left"/>
-            </w:pPr>
-            <w:r>
-              <w:t xml:space="preserve">Camp exam allocation, including AO change — matches prior work on</w:t>
-            </w:r>
-            <w:r>
-              <w:t xml:space="preserve"> </w:t>
-            </w:r>
-            <w:r>
-              <w:t xml:space="preserve">“</w:t>
-            </w:r>
-            <w:r>
-              <w:t xml:space="preserve">Camp Exam Allocation</w:t>
-            </w:r>
-            <w:r>
-              <w:t xml:space="preserve">”</w:t>
-            </w:r>
-            <w:r>
-              <w:t xml:space="preserve"> </w:t>
-            </w:r>
-            <w:r>
-              <w:t xml:space="preserve">and</w:t>
-            </w:r>
-            <w:r>
-              <w:t xml:space="preserve"> </w:t>
-            </w:r>
-            <w:r>
-              <w:t xml:space="preserve">“</w:t>
-            </w:r>
-            <w:r>
-              <w:t xml:space="preserve">Change AO</w:t>
-            </w:r>
-            <w:r>
-              <w:t xml:space="preserve">”</w:t>
             </w:r>
             <w:r>
               <w:t xml:space="preserve"> </w:t>

--- a/ERP/camp_mgmt/camp_mgmt-00-overview.docx
+++ b/ERP/camp_mgmt/camp_mgmt-00-overview.docx
@@ -439,152 +439,83 @@
         <w:pStyle w:val="FirstParagraph"/>
       </w:pPr>
       <w:r>
-        <w:t xml:space="preserve">Same situation as</w:t>
-      </w:r>
-      <w:r>
-        <w:t xml:space="preserve"> </w:t>
-      </w:r>
-      <w:r>
-        <w:rPr>
-          <w:rStyle w:val="VerbatimChar"/>
-        </w:rPr>
-        <w:t xml:space="preserve">academic</w:t>
-      </w:r>
-      <w:r>
-        <w:t xml:space="preserve">/</w:t>
-      </w:r>
-      <w:r>
-        <w:rPr>
-          <w:rStyle w:val="VerbatimChar"/>
-        </w:rPr>
-        <w:t xml:space="preserve">apiservices</w:t>
-      </w:r>
-      <w:r>
-        <w:t xml:space="preserve">: this app imports models via</w:t>
-      </w:r>
-      <w:r>
-        <w:t xml:space="preserve"> </w:t>
-      </w:r>
-      <w:r>
-        <w:rPr>
-          <w:rStyle w:val="VerbatimChar"/>
-        </w:rPr>
-        <w:t xml:space="preserve">from util.models import *</w:t>
-      </w:r>
-      <w:r>
-        <w:t xml:space="preserve"> </w:t>
-      </w:r>
-      <w:r>
-        <w:t xml:space="preserve">and constants via</w:t>
-      </w:r>
-      <w:r>
-        <w:t xml:space="preserve"> </w:t>
-      </w:r>
-      <w:r>
-        <w:rPr>
-          <w:rStyle w:val="VerbatimChar"/>
-        </w:rPr>
-        <w:t xml:space="preserve">from util.constants import *</w:t>
-      </w:r>
-      <w:r>
-        <w:t xml:space="preserve">, from a shared</w:t>
-      </w:r>
-      <w:r>
-        <w:t xml:space="preserve"> </w:t>
-      </w:r>
-      <w:r>
-        <w:rPr>
-          <w:rStyle w:val="VerbatimChar"/>
-        </w:rPr>
-        <w:t xml:space="preserve">util</w:t>
-      </w:r>
-      <w:r>
-        <w:t xml:space="preserve"> </w:t>
-      </w:r>
-      <w:r>
-        <w:t xml:space="preserve">app not included in any upload so far</w:t>
-      </w:r>
-      <w:r>
-        <w:t xml:space="preserve"> </w:t>
-      </w:r>
-      <w:r>
-        <w:t xml:space="preserve">(</w:t>
-      </w:r>
-      <w:r>
-        <w:rPr>
-          <w:rStyle w:val="VerbatimChar"/>
-        </w:rPr>
-        <w:t xml:space="preserve">base_util</w:t>
-      </w:r>
-      <w:r>
-        <w:t xml:space="preserve"> </w:t>
-      </w:r>
-      <w:r>
-        <w:t xml:space="preserve">— documented separately — is a different, smaller</w:t>
-      </w:r>
-      <w:r>
-        <w:t xml:space="preserve"> </w:t>
-      </w:r>
-      <w:r>
-        <w:t xml:space="preserve">app). Where a field or constant’s exact value depends on</w:t>
-      </w:r>
-      <w:r>
-        <w:t xml:space="preserve"> </w:t>
-      </w:r>
-      <w:r>
-        <w:rPr>
-          <w:rStyle w:val="VerbatimChar"/>
-        </w:rPr>
-        <w:t xml:space="preserve">util</w:t>
-      </w:r>
-      <w:r>
-        <w:t xml:space="preserve">, this</w:t>
-      </w:r>
-      <w:r>
-        <w:t xml:space="preserve"> </w:t>
-      </w:r>
-      <w:r>
-        <w:t xml:space="preserve">doc says so explicitly.</w:t>
-      </w:r>
-      <w:r>
-        <w:t xml:space="preserve"> </w:t>
-      </w:r>
-      <w:r>
-        <w:rPr>
-          <w:rStyle w:val="VerbatimChar"/>
-        </w:rPr>
-        <w:t xml:space="preserve">camp_mgmt/serializers.py</w:t>
-      </w:r>
-      <w:r>
-        <w:t xml:space="preserve"> </w:t>
-      </w:r>
-      <w:r>
-        <w:t xml:space="preserve">defines 23 local</w:t>
-      </w:r>
-      <w:r>
-        <w:t xml:space="preserve"> </w:t>
-      </w:r>
-      <w:r>
-        <w:t xml:space="preserve">serializer classes, so a meaningful share of response shapes below are</w:t>
-      </w:r>
-      <w:r>
-        <w:t xml:space="preserve"> </w:t>
-      </w:r>
-      <w:r>
-        <w:t xml:space="preserve">fully confirmed rather than inferred — same pattern as</w:t>
-      </w:r>
-      <w:r>
-        <w:t xml:space="preserve"> </w:t>
-      </w:r>
-      <w:r>
-        <w:rPr>
-          <w:rStyle w:val="VerbatimChar"/>
-        </w:rPr>
-        <w:t xml:space="preserve">apiservices</w:t>
-      </w:r>
-      <w:r>
-        <w:t xml:space="preserve">.</w:t>
-      </w:r>
+        <w:t>Same situation as academic/apiservices: this app imports models via from util.models import * and constants via from util.constants import *, from a shared util app not included in any upload so far (base_util — documented separately — is a different, smaller app). examiners_pool.py additionally imports from prgm_mgmt.serializers import *, and camp_schedule_new.py imports (but never uses) from scrutiny.serializers import ExaminationScheduleCourseSerializer — so there are now four shared, not-included packages referenced across this app's source: util, prgm_mgmt, scrutiny, and base_util. Where a field or constant's exact value depends on one of these, this doc says so explicitly. camp_mgmt/serializers.py defines 23 local serializer classes, so a meaningful share of response shapes below are fully confirmed rather than inferred — same pattern as apiservices.</w:t>
+      </w:r>
+      <w:r/>
+      <w:r>
+        <w:rPr>
+          <w:rStyle w:val="VerbatimChar"/>
+        </w:rPr>
+      </w:r>
+      <w:r/>
+      <w:r>
+        <w:rPr>
+          <w:rStyle w:val="VerbatimChar"/>
+        </w:rPr>
+      </w:r>
+      <w:r/>
+      <w:r/>
+      <w:r>
+        <w:rPr>
+          <w:rStyle w:val="VerbatimChar"/>
+        </w:rPr>
+      </w:r>
+      <w:r/>
+      <w:r/>
+      <w:r/>
+      <w:r>
+        <w:rPr>
+          <w:rStyle w:val="VerbatimChar"/>
+        </w:rPr>
+      </w:r>
+      <w:r/>
+      <w:r/>
+      <w:r>
+        <w:rPr>
+          <w:rStyle w:val="VerbatimChar"/>
+        </w:rPr>
+      </w:r>
+      <w:r/>
+      <w:r/>
+      <w:r/>
+      <w:r/>
+      <w:r>
+        <w:rPr>
+          <w:rStyle w:val="VerbatimChar"/>
+        </w:rPr>
+      </w:r>
+      <w:r/>
+      <w:r/>
+      <w:r/>
+      <w:r/>
+      <w:r/>
+      <w:r>
+        <w:rPr>
+          <w:rStyle w:val="VerbatimChar"/>
+        </w:rPr>
+      </w:r>
+      <w:r/>
+      <w:r/>
+      <w:r/>
+      <w:r/>
+      <w:r>
+        <w:rPr>
+          <w:rStyle w:val="VerbatimChar"/>
+        </w:rPr>
+      </w:r>
+      <w:r/>
+      <w:r/>
+      <w:r/>
+      <w:r/>
+      <w:r/>
+      <w:r/>
+      <w:r/>
+      <w:r>
+        <w:rPr>
+          <w:rStyle w:val="VerbatimChar"/>
+        </w:rPr>
+      </w:r>
+      <w:r/>
     </w:p>
     <w:bookmarkEnd w:id="22"/>
     <w:bookmarkStart w:id="23" w:name="Xb6168f56817381df0dd5806bfe14767e696e242"/>
@@ -601,86 +532,46 @@
         <w:pStyle w:val="FirstParagraph"/>
       </w:pPr>
       <w:r>
-        <w:t xml:space="preserve">This app has far more source files than</w:t>
-      </w:r>
-      <w:r>
-        <w:t xml:space="preserve"> </w:t>
-      </w:r>
-      <w:r>
-        <w:rPr>
-          <w:rStyle w:val="VerbatimChar"/>
-        </w:rPr>
-        <w:t xml:space="preserve">academic</w:t>
-      </w:r>
-      <w:r>
-        <w:t xml:space="preserve"> </w:t>
-      </w:r>
-      <w:r>
-        <w:t xml:space="preserve">or</w:t>
-      </w:r>
-      <w:r>
-        <w:t xml:space="preserve"> </w:t>
-      </w:r>
-      <w:r>
-        <w:rPr>
-          <w:rStyle w:val="VerbatimChar"/>
-        </w:rPr>
-        <w:t xml:space="preserve">apiservices</w:t>
-      </w:r>
-      <w:r>
-        <w:t xml:space="preserve"> </w:t>
-      </w:r>
-      <w:r>
-        <w:t xml:space="preserve">— 14 files behind roughly 167 routed endpoints, close to double the</w:t>
-      </w:r>
-      <w:r>
-        <w:t xml:space="preserve"> </w:t>
-      </w:r>
-      <w:r>
-        <w:rPr>
-          <w:rStyle w:val="VerbatimChar"/>
-        </w:rPr>
-        <w:t xml:space="preserve">academic</w:t>
-      </w:r>
-      <w:r>
-        <w:t xml:space="preserve"> </w:t>
-      </w:r>
-      <w:r>
-        <w:t xml:space="preserve">app’s count. Given the scale, sub-areas are being documented</w:t>
-      </w:r>
-      <w:r>
-        <w:t xml:space="preserve"> </w:t>
-      </w:r>
-      <w:r>
-        <w:t xml:space="preserve">smallest-file-first rather than strictly in</w:t>
-      </w:r>
-      <w:r>
-        <w:t xml:space="preserve"> </w:t>
-      </w:r>
-      <w:r>
-        <w:rPr>
-          <w:rStyle w:val="VerbatimChar"/>
-        </w:rPr>
-        <w:t xml:space="preserve">urls.py</w:t>
-      </w:r>
-      <w:r>
-        <w:t xml:space="preserve"> </w:t>
-      </w:r>
-      <w:r>
-        <w:t xml:space="preserve">order, to get</w:t>
-      </w:r>
-      <w:r>
-        <w:t xml:space="preserve"> </w:t>
-      </w:r>
-      <w:r>
-        <w:t xml:space="preserve">working documentation in front of you faster. Doc files are named after</w:t>
-      </w:r>
-      <w:r>
-        <w:t xml:space="preserve"> </w:t>
-      </w:r>
-      <w:r>
-        <w:t xml:space="preserve">their source module.</w:t>
-      </w:r>
+        <w:t>This app has far more source files than academic or apiservices — 14 files behind 161 routed endpoints (corrected from the earlier estimate of 167 — camp.py and assignexaminer.py were each one lower than first counted, and examiners_pool.py was one higher, after a careful re-count of urls.py; see examiners_pool.md for why a naive grep undercounts). All 14 files are now documented. Doc files are named after their source module.</w:t>
+      </w:r>
+      <w:r/>
+      <w:r>
+        <w:rPr>
+          <w:rStyle w:val="VerbatimChar"/>
+        </w:rPr>
+      </w:r>
+      <w:r/>
+      <w:r/>
+      <w:r/>
+      <w:r>
+        <w:rPr>
+          <w:rStyle w:val="VerbatimChar"/>
+        </w:rPr>
+      </w:r>
+      <w:r/>
+      <w:r/>
+      <w:r/>
+      <w:r>
+        <w:rPr>
+          <w:rStyle w:val="VerbatimChar"/>
+        </w:rPr>
+      </w:r>
+      <w:r/>
+      <w:r/>
+      <w:r/>
+      <w:r/>
+      <w:r/>
+      <w:r>
+        <w:rPr>
+          <w:rStyle w:val="VerbatimChar"/>
+        </w:rPr>
+      </w:r>
+      <w:r/>
+      <w:r/>
+      <w:r/>
+      <w:r/>
+      <w:r/>
+      <w:r/>
     </w:p>
     <w:tbl>
       <w:tblPr>
@@ -1502,35 +1393,101 @@
               <w:rPr>
                 <w:rStyle w:val="VerbatimChar"/>
               </w:rPr>
-              <w:t xml:space="preserve">examiners_pool.py</w:t>
-            </w:r>
-            <w:r>
-              <w:t xml:space="preserve"> </w:t>
-            </w:r>
-            <w:r>
-              <w:t xml:space="preserve">(20 endpoints)</w:t>
-            </w:r>
-          </w:p>
-        </w:tc>
-        <w:tc>
-          <w:tcPr/>
-          <w:p>
-            <w:pPr>
-              <w:pStyle w:val="Compact"/>
-              <w:jc w:val="left"/>
-            </w:pPr>
-            <w:r>
-              <w:t xml:space="preserve">Examiner pool creation, bulk upload, approval, and supporting lookups</w:t>
-            </w:r>
-            <w:r>
-              <w:t xml:space="preserve"> </w:t>
-            </w:r>
+              <w:t>examiners_pool.py (21 endpoints)</w:t>
+            </w:r>
+            <w:r/>
+            <w:r/>
+          </w:p>
+        </w:tc>
+        <w:tc>
+          <w:tcPr/>
+          <w:p>
+            <w:pPr>
+              <w:pStyle w:val="Compact"/>
+              <w:jc w:val="left"/>
+            </w:pPr>
+            <w:r>
+              <w:t xml:space="preserve">✅ </w:t>
+            </w:r>
+            <w:r>
+              <w:rPr>
+                <w:b/>
+              </w:rPr>
+              <w:t>Complete</w:t>
+            </w:r>
+            <w:r>
+              <w:rPr>
+                <w:iCs/>
+                <w:i w:val="0"/>
+              </w:rPr>
+              <w:t xml:space="preserve"> — programme/exam/course lookups, teacher-by-course listings, examiner-pool creation (interactive + bulk upload), and the SO/CE/PVC approval workflow. Serious finding: the "assign inside a loop, use once after it ends" bug appears four times in this file (pool creation + all three approval branches), so bulk teacher submissions silently only apply to the last teacher in the list. Also introduces a third shared, not-included package: prgm_mgmt.serializers</w:t>
+            </w:r>
+          </w:p>
+        </w:tc>
+      </w:tr>
+      <w:tr>
+        <w:tc>
+          <w:tcPr/>
+          <w:p>
+            <w:pPr>
+              <w:pStyle w:val="Compact"/>
+              <w:jc w:val="left"/>
+            </w:pPr>
+            <w:r>
+              <w:t xml:space="preserve">camp_schedule_new.md</w:t>
+            </w:r>
+          </w:p>
+        </w:tc>
+        <w:tc>
+          <w:tcPr/>
+          <w:p>
+            <w:pPr>
+              <w:pStyle w:val="Compact"/>
+              <w:jc w:val="left"/>
+            </w:pPr>
+            <w:r>
+              <w:rPr>
+                <w:rStyle w:val="VerbatimChar"/>
+              </w:rPr>
+              <w:t xml:space="preserve">camp_schedule_new.py</w:t>
+            </w:r>
+            <w:r>
+              <w:t xml:space="preserve"> </w:t>
+            </w:r>
+            <w:r>
+              <w:t xml:space="preserve">(25 endpoints)</w:t>
+            </w:r>
+          </w:p>
+        </w:tc>
+        <w:tc>
+          <w:tcPr/>
+          <w:p>
+            <w:pPr>
+              <w:pStyle w:val="Compact"/>
+              <w:jc w:val="left"/>
+            </w:pPr>
+            <w:r>
+              <w:t xml:space="preserve">✅ </w:t>
+            </w:r>
+            <w:r>
+              <w:rPr>
+                <w:b/>
+              </w:rPr>
+              <w:t>Complete</w:t>
+            </w:r>
+            <w:r>
+              <w:rPr>
+                <w:rStyle w:val="VerbatimChar"/>
+              </w:rPr>
+              <w:t xml:space="preserve"> — the newer schedule + chairman allocation system. Serious findings: a guaranteed-to-fail endpoint (ChairmanListApproval.post calls .all without parentheses), two more UnboundLocalError-shaped bugs in ChairmanDeletion.post, and three further instances of the loop-scoping bug family first seen in examiners_pool.py — see the new Known cross-cutting issues section above. Also reveals a fourth not-included shared package: scrutiny</w:t>
+            </w:r>
+            <w:r/>
+            <w:r/>
             <w:r>
               <w:rPr>
                 <w:iCs/>
                 <w:i/>
               </w:rPr>
-              <w:t xml:space="preserve">(coming next)</w:t>
             </w:r>
           </w:p>
         </w:tc>
@@ -1544,7 +1501,7 @@
               <w:jc w:val="left"/>
             </w:pPr>
             <w:r>
-              <w:t xml:space="preserve">camp_schedule_new.md</w:t>
+              <w:t xml:space="preserve">camp.md</w:t>
             </w:r>
           </w:p>
         </w:tc>
@@ -1559,47 +1516,38 @@
               <w:rPr>
                 <w:rStyle w:val="VerbatimChar"/>
               </w:rPr>
-              <w:t xml:space="preserve">camp_schedule_new.py</w:t>
-            </w:r>
-            <w:r>
-              <w:t xml:space="preserve"> </w:t>
-            </w:r>
-            <w:r>
-              <w:t xml:space="preserve">(25 endpoints)</w:t>
-            </w:r>
-          </w:p>
-        </w:tc>
-        <w:tc>
-          <w:tcPr/>
-          <w:p>
-            <w:pPr>
-              <w:pStyle w:val="Compact"/>
-              <w:jc w:val="left"/>
-            </w:pPr>
-            <w:r>
-              <w:t xml:space="preserve">The newer camp schedule + chairman allocation system — likely</w:t>
-            </w:r>
-            <w:r>
-              <w:t xml:space="preserve"> </w:t>
-            </w:r>
-            <w:r>
-              <w:rPr>
-                <w:rStyle w:val="VerbatimChar"/>
-              </w:rPr>
-              <w:t xml:space="preserve">campschedule.py</w:t>
-            </w:r>
-            <w:r>
-              <w:t xml:space="preserve">’s intended replacement, see notes once documented</w:t>
-            </w:r>
-            <w:r>
-              <w:t xml:space="preserve"> </w:t>
+              <w:t>camp.py (26 endpoints)</w:t>
+            </w:r>
+            <w:r/>
+            <w:r/>
+          </w:p>
+        </w:tc>
+        <w:tc>
+          <w:tcPr/>
+          <w:p>
+            <w:pPr>
+              <w:pStyle w:val="Compact"/>
+              <w:jc w:val="left"/>
+            </w:pPr>
+            <w:r>
+              <w:rPr>
+                <w:i w:val="0"/>
+              </w:rPr>
+              <w:t xml:space="preserve">✅ </w:t>
+            </w:r>
+            <w:r>
+              <w:rPr>
+                <w:b/>
+                <w:i w:val="0"/>
+              </w:rPr>
+              <w:t>Complete</w:t>
             </w:r>
             <w:r>
               <w:rPr>
                 <w:iCs/>
-                <w:i/>
-              </w:rPr>
-              <w:t xml:space="preserve">(coming next)</w:t>
+                <w:i w:val="0"/>
+              </w:rPr>
+              <w:t xml:space="preserve"> — camp master and camp-official allocation, both with an approval workflow. Serious findings: two endpoints with no exception handling that can actually catch what the code raises (one has no try/except at all); the hardcoded-fallback-state-id workaround from subcamp.py recurs twice more; and a delete that revokes a Django auth group system-wide recurs a second time (previously only in assigndeputy.py). None of this file's ~28 referenced serializers are defined locally, so every response shape here is external/not confirmable.</w:t>
             </w:r>
           </w:p>
         </w:tc>
@@ -1613,7 +1561,7 @@
               <w:jc w:val="left"/>
             </w:pPr>
             <w:r>
-              <w:t xml:space="preserve">camp.md</w:t>
+              <w:t xml:space="preserve">assignexaminer.md</w:t>
             </w:r>
           </w:p>
         </w:tc>
@@ -1628,97 +1576,715 @@
               <w:rPr>
                 <w:rStyle w:val="VerbatimChar"/>
               </w:rPr>
-              <w:t xml:space="preserve">camp.py</w:t>
-            </w:r>
-            <w:r>
-              <w:t xml:space="preserve"> </w:t>
-            </w:r>
-            <w:r>
-              <w:t xml:space="preserve">(27 endpoints)</w:t>
-            </w:r>
-          </w:p>
-        </w:tc>
-        <w:tc>
-          <w:tcPr/>
-          <w:p>
-            <w:pPr>
-              <w:pStyle w:val="Compact"/>
-              <w:jc w:val="left"/>
-            </w:pPr>
-            <w:r>
-              <w:t xml:space="preserve">Camp master create/update/list/approval, camp official allocation + approval, chairman/programme/course lookup lists</w:t>
-            </w:r>
-            <w:r>
-              <w:t xml:space="preserve"> </w:t>
+              <w:t>assignexaminer.py (26 endpoints)</w:t>
+            </w:r>
+            <w:r/>
+            <w:r/>
+          </w:p>
+        </w:tc>
+        <w:tc>
+          <w:tcPr/>
+          <w:p>
+            <w:pPr>
+              <w:pStyle w:val="Compact"/>
+              <w:jc w:val="left"/>
+            </w:pPr>
+            <w:r>
+              <w:rPr>
+                <w:i w:val="0"/>
+              </w:rPr>
+              <w:t xml:space="preserve">✅ </w:t>
+            </w:r>
+            <w:r>
+              <w:rPr>
+                <w:b/>
+                <w:i w:val="0"/>
+              </w:rPr>
+              <w:t>Complete</w:t>
             </w:r>
             <w:r>
               <w:rPr>
                 <w:iCs/>
-                <w:i/>
-              </w:rPr>
-              <w:t xml:space="preserve">(coming next)</w:t>
-            </w:r>
-          </w:p>
-        </w:tc>
-      </w:tr>
-      <w:tr>
-        <w:tc>
-          <w:tcPr/>
-          <w:p>
-            <w:pPr>
-              <w:pStyle w:val="Compact"/>
-              <w:jc w:val="left"/>
-            </w:pPr>
-            <w:r>
-              <w:t xml:space="preserve">assignexaminer.md</w:t>
-            </w:r>
-          </w:p>
-        </w:tc>
-        <w:tc>
-          <w:tcPr/>
-          <w:p>
-            <w:pPr>
-              <w:pStyle w:val="Compact"/>
-              <w:jc w:val="left"/>
-            </w:pPr>
-            <w:r>
-              <w:rPr>
-                <w:rStyle w:val="VerbatimChar"/>
-              </w:rPr>
-              <w:t xml:space="preserve">assignexaminer.py</w:t>
-            </w:r>
-            <w:r>
-              <w:t xml:space="preserve"> </w:t>
-            </w:r>
-            <w:r>
-              <w:t xml:space="preserve">(27 endpoints)</w:t>
-            </w:r>
-          </w:p>
-        </w:tc>
-        <w:tc>
-          <w:tcPr/>
-          <w:p>
-            <w:pPr>
-              <w:pStyle w:val="Compact"/>
-              <w:jc w:val="left"/>
-            </w:pPr>
-            <w:r>
-              <w:t xml:space="preserve">Examiner/chief examiner/additional examiner allocation, bulk approval, district/college/department/teacher lookups</w:t>
-            </w:r>
-            <w:r>
-              <w:t xml:space="preserve"> </w:t>
-            </w:r>
-            <w:r>
-              <w:rPr>
-                <w:iCs/>
-                <w:i/>
-              </w:rPr>
-              <w:t xml:space="preserve">(coming next)</w:t>
+                <w:i w:val="0"/>
+              </w:rPr>
+              <w:t xml:space="preserve"> — examiner/chief examiner/additional examiner allocation, bulk approval, and district/college/department/teacher lookups. The most severe cluster of bugs in this whole series: an update endpoint that computes a full record change and never saves it (ExaminerAllocationUpdate.put), a second guaranteed-to-crash GET endpoint (ExaminerObjectData.get calls .groups.name, which doesn't exist), a second endpoint returning an HTTP redirect instead of JSON (ExminersApproval.post, matching campschedule.py's worst finding), and a permission check that's wired backwards so failing it results in approval rather than rejection. A third confirmed case of delete-revokes-a-group-system-wide, and the unguarded .first().id mistake alone appears six times in this one file.</w:t>
             </w:r>
           </w:p>
         </w:tc>
       </w:tr>
     </w:tbl>
+    <w:p>
+      <w:pPr>
+        <w:pStyle w:val="Heading2"/>
+      </w:pPr>
+      <w:r>
+        <w:t xml:space="preserve">Known cross-cutting issues</w:t>
+      </w:r>
+    </w:p>
+    <w:p>
+      <w:pPr>
+        <w:pStyle w:val="FirstParagraph"/>
+      </w:pPr>
+      <w:r>
+        <w:t>Six bug patterns now show up often enough, across enough files, that each module doc references this section instead of re-explaining it every time:</w:t>
+      </w:r>
+      <w:r/>
+      <w:r>
+        <w:rPr>
+          <w:rStyle w:val="VerbatimChar"/>
+        </w:rPr>
+      </w:r>
+      <w:r/>
+      <w:r>
+        <w:rPr>
+          <w:rStyle w:val="VerbatimChar"/>
+        </w:rPr>
+      </w:r>
+      <w:r/>
+      <w:r/>
+      <w:r>
+        <w:rPr>
+          <w:rStyle w:val="VerbatimChar"/>
+        </w:rPr>
+      </w:r>
+      <w:r/>
+      <w:r/>
+      <w:r/>
+      <w:r>
+        <w:rPr>
+          <w:rStyle w:val="VerbatimChar"/>
+        </w:rPr>
+      </w:r>
+      <w:r/>
+      <w:r/>
+      <w:r>
+        <w:rPr>
+          <w:rStyle w:val="VerbatimChar"/>
+        </w:rPr>
+      </w:r>
+      <w:r/>
+      <w:r/>
+      <w:r/>
+      <w:r/>
+      <w:r>
+        <w:rPr>
+          <w:rStyle w:val="VerbatimChar"/>
+        </w:rPr>
+      </w:r>
+      <w:r/>
+      <w:r/>
+      <w:r/>
+      <w:r/>
+      <w:r/>
+      <w:r>
+        <w:rPr>
+          <w:rStyle w:val="VerbatimChar"/>
+        </w:rPr>
+      </w:r>
+      <w:r/>
+      <w:r/>
+      <w:r/>
+      <w:r/>
+      <w:r>
+        <w:rPr>
+          <w:rStyle w:val="VerbatimChar"/>
+        </w:rPr>
+      </w:r>
+      <w:r/>
+      <w:r/>
+      <w:r/>
+      <w:r/>
+      <w:r/>
+      <w:r/>
+      <w:r/>
+      <w:r>
+        <w:rPr>
+          <w:rStyle w:val="VerbatimChar"/>
+        </w:rPr>
+      </w:r>
+      <w:r/>
+    </w:p>
+    <w:p>
+      <w:pPr>
+        <w:pStyle w:val="FirstParagraph"/>
+      </w:pPr>
+      <w:r>
+        <w:t>1. Loop/branch-scoping bugs. A variable is assigned only inside a for-loop or an if-branch, then read unconditionally once that loop/branch has finished — so only the last item of a submitted list is processed (or nothing at all, if the loop/branch never ran), with no error surfaced to the caller. Confirmed in examiners_pool.py (ExaminersPoolCreationView.post; all three branches of ExaminersPoolApprovalView.post), camp_schedule_new.py (CampScheduleExamDataAllocationListAPI.post; ProgrammeAPI.post; both unassigned-variable cases in ChairmanDeletion.post), and assignexaminer.py (ExaminerAllocationUpdate.put's chief/additional_examiner, plus a downstream .first() iterated as a queryset in the same method). A closely related variant is a return placed inside a loop so only the first item decides the whole request's outcome (CampScheduleExamDataAllocationApproveAPI.post).</w:t>
+      </w:r>
+      <w:r/>
+      <w:r>
+        <w:rPr>
+          <w:rStyle w:val="VerbatimChar"/>
+        </w:rPr>
+      </w:r>
+      <w:r/>
+      <w:r>
+        <w:rPr>
+          <w:rStyle w:val="VerbatimChar"/>
+        </w:rPr>
+      </w:r>
+      <w:r/>
+      <w:r/>
+      <w:r>
+        <w:rPr>
+          <w:rStyle w:val="VerbatimChar"/>
+        </w:rPr>
+      </w:r>
+      <w:r/>
+      <w:r/>
+      <w:r/>
+      <w:r>
+        <w:rPr>
+          <w:rStyle w:val="VerbatimChar"/>
+        </w:rPr>
+      </w:r>
+      <w:r/>
+      <w:r/>
+      <w:r>
+        <w:rPr>
+          <w:rStyle w:val="VerbatimChar"/>
+        </w:rPr>
+      </w:r>
+      <w:r/>
+      <w:r/>
+      <w:r/>
+      <w:r/>
+      <w:r>
+        <w:rPr>
+          <w:rStyle w:val="VerbatimChar"/>
+        </w:rPr>
+      </w:r>
+      <w:r/>
+      <w:r/>
+      <w:r/>
+      <w:r/>
+      <w:r/>
+      <w:r>
+        <w:rPr>
+          <w:rStyle w:val="VerbatimChar"/>
+        </w:rPr>
+      </w:r>
+      <w:r/>
+      <w:r/>
+      <w:r/>
+      <w:r/>
+      <w:r>
+        <w:rPr>
+          <w:rStyle w:val="VerbatimChar"/>
+        </w:rPr>
+      </w:r>
+      <w:r/>
+      <w:r/>
+      <w:r/>
+      <w:r/>
+      <w:r/>
+      <w:r/>
+      <w:r/>
+      <w:r>
+        <w:rPr>
+          <w:rStyle w:val="VerbatimChar"/>
+        </w:rPr>
+      </w:r>
+      <w:r/>
+    </w:p>
+    <w:p>
+      <w:pPr>
+        <w:pStyle w:val="FirstParagraph"/>
+      </w:pPr>
+      <w:r>
+        <w:t>2. Bulk/list operations that only honour one item. Distinct from the scoping bug above, several endpoints accept a list of ids but only ever act on a single one of them — e.g. ChairmanAllocation.post uses ce_list[0] for every course in a multi-course allocation, ignoring every other teacher submitted.</w:t>
+      </w:r>
+      <w:r/>
+      <w:r>
+        <w:rPr>
+          <w:rStyle w:val="VerbatimChar"/>
+        </w:rPr>
+      </w:r>
+      <w:r/>
+      <w:r>
+        <w:rPr>
+          <w:rStyle w:val="VerbatimChar"/>
+        </w:rPr>
+      </w:r>
+      <w:r/>
+      <w:r/>
+      <w:r>
+        <w:rPr>
+          <w:rStyle w:val="VerbatimChar"/>
+        </w:rPr>
+      </w:r>
+      <w:r/>
+      <w:r/>
+      <w:r/>
+      <w:r>
+        <w:rPr>
+          <w:rStyle w:val="VerbatimChar"/>
+        </w:rPr>
+      </w:r>
+      <w:r/>
+      <w:r/>
+      <w:r>
+        <w:rPr>
+          <w:rStyle w:val="VerbatimChar"/>
+        </w:rPr>
+      </w:r>
+      <w:r/>
+      <w:r/>
+      <w:r/>
+      <w:r/>
+      <w:r>
+        <w:rPr>
+          <w:rStyle w:val="VerbatimChar"/>
+        </w:rPr>
+      </w:r>
+      <w:r/>
+      <w:r/>
+      <w:r/>
+      <w:r/>
+      <w:r/>
+      <w:r>
+        <w:rPr>
+          <w:rStyle w:val="VerbatimChar"/>
+        </w:rPr>
+      </w:r>
+      <w:r/>
+      <w:r/>
+      <w:r/>
+      <w:r/>
+      <w:r>
+        <w:rPr>
+          <w:rStyle w:val="VerbatimChar"/>
+        </w:rPr>
+      </w:r>
+      <w:r/>
+      <w:r/>
+      <w:r/>
+      <w:r/>
+      <w:r/>
+      <w:r/>
+      <w:r/>
+      <w:r>
+        <w:rPr>
+          <w:rStyle w:val="VerbatimChar"/>
+        </w:rPr>
+      </w:r>
+      <w:r/>
+    </w:p>
+    <w:p>
+      <w:pPr>
+        <w:pStyle w:val="FirstParagraph"/>
+      </w:pPr>
+      <w:r>
+        <w:t>3. Hardcoded fallback state/group ids. Several endpoints fall back to a bare numeric id — a State primary key when a river workflow transition fails, or a Group id passed straight into .add()/.exclude() — rather than looking the right record up by name, assuming that id is constant across environments. Confirmed in subcamp.py, camp.py (CampMasterApproval.post and its near-verbatim copy CampRolesApproval.post), camp_schedule_new.py (ChairmanAllocation.post), and assignexaminer.py (camp_user__groups__id=1 in two endpoints).</w:t>
+      </w:r>
+      <w:r/>
+      <w:r>
+        <w:rPr>
+          <w:rStyle w:val="VerbatimChar"/>
+        </w:rPr>
+      </w:r>
+      <w:r/>
+      <w:r>
+        <w:rPr>
+          <w:rStyle w:val="VerbatimChar"/>
+        </w:rPr>
+      </w:r>
+      <w:r/>
+      <w:r/>
+      <w:r>
+        <w:rPr>
+          <w:rStyle w:val="VerbatimChar"/>
+        </w:rPr>
+      </w:r>
+      <w:r/>
+      <w:r/>
+      <w:r/>
+      <w:r>
+        <w:rPr>
+          <w:rStyle w:val="VerbatimChar"/>
+        </w:rPr>
+      </w:r>
+      <w:r/>
+      <w:r/>
+      <w:r>
+        <w:rPr>
+          <w:rStyle w:val="VerbatimChar"/>
+        </w:rPr>
+      </w:r>
+      <w:r/>
+      <w:r/>
+      <w:r/>
+      <w:r/>
+      <w:r>
+        <w:rPr>
+          <w:rStyle w:val="VerbatimChar"/>
+        </w:rPr>
+      </w:r>
+      <w:r/>
+      <w:r/>
+      <w:r/>
+      <w:r/>
+      <w:r/>
+      <w:r>
+        <w:rPr>
+          <w:rStyle w:val="VerbatimChar"/>
+        </w:rPr>
+      </w:r>
+      <w:r/>
+      <w:r/>
+      <w:r/>
+      <w:r/>
+      <w:r>
+        <w:rPr>
+          <w:rStyle w:val="VerbatimChar"/>
+        </w:rPr>
+      </w:r>
+      <w:r/>
+      <w:r/>
+      <w:r/>
+      <w:r/>
+      <w:r/>
+      <w:r/>
+      <w:r/>
+      <w:r>
+        <w:rPr>
+          <w:rStyle w:val="VerbatimChar"/>
+        </w:rPr>
+      </w:r>
+      <w:r/>
+    </w:p>
+    <w:p>
+      <w:pPr>
+        <w:pStyle w:val="FirstParagraph"/>
+      </w:pPr>
+      <w:r>
+        <w:t>4. Deletes that revoke a Django auth group system-wide. Rather than only affecting the one allocation being deleted, these endpoints call user.groups.remove(group) directly — removing that role from the user everywhere, including any other camp or schedule where they hold the same role. Confirmed in assigndeputy.py, camp.py (CampOfficialAllocationUpdate.delete), and assignexaminer.py (ExaminerAllocationUpdate.delete — here the removal happens before the permission check that's supposed to gate it).</w:t>
+      </w:r>
+      <w:r/>
+      <w:r>
+        <w:rPr>
+          <w:rStyle w:val="VerbatimChar"/>
+        </w:rPr>
+      </w:r>
+      <w:r/>
+      <w:r>
+        <w:rPr>
+          <w:rStyle w:val="VerbatimChar"/>
+        </w:rPr>
+      </w:r>
+      <w:r/>
+      <w:r/>
+      <w:r>
+        <w:rPr>
+          <w:rStyle w:val="VerbatimChar"/>
+        </w:rPr>
+      </w:r>
+      <w:r/>
+      <w:r/>
+      <w:r/>
+      <w:r>
+        <w:rPr>
+          <w:rStyle w:val="VerbatimChar"/>
+        </w:rPr>
+      </w:r>
+      <w:r/>
+      <w:r/>
+      <w:r>
+        <w:rPr>
+          <w:rStyle w:val="VerbatimChar"/>
+        </w:rPr>
+      </w:r>
+      <w:r/>
+      <w:r/>
+      <w:r/>
+      <w:r/>
+      <w:r>
+        <w:rPr>
+          <w:rStyle w:val="VerbatimChar"/>
+        </w:rPr>
+      </w:r>
+      <w:r/>
+      <w:r/>
+      <w:r/>
+      <w:r/>
+      <w:r/>
+      <w:r>
+        <w:rPr>
+          <w:rStyle w:val="VerbatimChar"/>
+        </w:rPr>
+      </w:r>
+      <w:r/>
+      <w:r/>
+      <w:r/>
+      <w:r/>
+      <w:r>
+        <w:rPr>
+          <w:rStyle w:val="VerbatimChar"/>
+        </w:rPr>
+      </w:r>
+      <w:r/>
+      <w:r/>
+      <w:r/>
+      <w:r/>
+      <w:r/>
+      <w:r/>
+      <w:r/>
+      <w:r>
+        <w:rPr>
+          <w:rStyle w:val="VerbatimChar"/>
+        </w:rPr>
+      </w:r>
+      <w:r/>
+    </w:p>
+    <w:p>
+      <w:pPr>
+        <w:pStyle w:val="FirstParagraph"/>
+      </w:pPr>
+      <w:r>
+        <w:t>5. Unguarded .first() then .id. A queryset's .first() (which can return None) is immediately followed by reading an attribute off the result with no check. This is the single most repeated individual mistake across the whole review: eight confirmed occurrences across camp_schedule_new.py and assignexaminer.py alone, all on the same CampScheduleCourse-lookup shape.</w:t>
+      </w:r>
+      <w:r/>
+      <w:r>
+        <w:rPr>
+          <w:rStyle w:val="VerbatimChar"/>
+        </w:rPr>
+      </w:r>
+      <w:r/>
+      <w:r>
+        <w:rPr>
+          <w:rStyle w:val="VerbatimChar"/>
+        </w:rPr>
+      </w:r>
+      <w:r/>
+      <w:r/>
+      <w:r>
+        <w:rPr>
+          <w:rStyle w:val="VerbatimChar"/>
+        </w:rPr>
+      </w:r>
+      <w:r/>
+      <w:r/>
+      <w:r/>
+      <w:r>
+        <w:rPr>
+          <w:rStyle w:val="VerbatimChar"/>
+        </w:rPr>
+      </w:r>
+      <w:r/>
+      <w:r/>
+      <w:r>
+        <w:rPr>
+          <w:rStyle w:val="VerbatimChar"/>
+        </w:rPr>
+      </w:r>
+      <w:r/>
+      <w:r/>
+      <w:r/>
+      <w:r/>
+      <w:r>
+        <w:rPr>
+          <w:rStyle w:val="VerbatimChar"/>
+        </w:rPr>
+      </w:r>
+      <w:r/>
+      <w:r/>
+      <w:r/>
+      <w:r/>
+      <w:r/>
+      <w:r>
+        <w:rPr>
+          <w:rStyle w:val="VerbatimChar"/>
+        </w:rPr>
+      </w:r>
+      <w:r/>
+      <w:r/>
+      <w:r/>
+      <w:r/>
+      <w:r>
+        <w:rPr>
+          <w:rStyle w:val="VerbatimChar"/>
+        </w:rPr>
+      </w:r>
+      <w:r/>
+      <w:r/>
+      <w:r/>
+      <w:r/>
+      <w:r/>
+      <w:r/>
+      <w:r/>
+      <w:r>
+        <w:rPr>
+          <w:rStyle w:val="VerbatimChar"/>
+        </w:rPr>
+      </w:r>
+      <w:r/>
+    </w:p>
+    <w:p>
+      <w:pPr>
+        <w:pStyle w:val="FirstParagraph"/>
+      </w:pPr>
+      <w:r>
+        <w:t>6. Approval endpoints returning something other than this app's JSON envelope. campschedule.py's approval endpoint returns an HTTP redirect instead of JSON; assignexaminer.py's ExminersApproval.post does the same, and separately has its permission check wired backwards so that failing it results in approval rather than rejection, not just an unchecked default.</w:t>
+      </w:r>
+      <w:r/>
+      <w:r>
+        <w:rPr>
+          <w:rStyle w:val="VerbatimChar"/>
+        </w:rPr>
+      </w:r>
+      <w:r/>
+      <w:r>
+        <w:rPr>
+          <w:rStyle w:val="VerbatimChar"/>
+        </w:rPr>
+      </w:r>
+      <w:r/>
+      <w:r/>
+      <w:r>
+        <w:rPr>
+          <w:rStyle w:val="VerbatimChar"/>
+        </w:rPr>
+      </w:r>
+      <w:r/>
+      <w:r/>
+      <w:r/>
+      <w:r>
+        <w:rPr>
+          <w:rStyle w:val="VerbatimChar"/>
+        </w:rPr>
+      </w:r>
+      <w:r/>
+      <w:r/>
+      <w:r>
+        <w:rPr>
+          <w:rStyle w:val="VerbatimChar"/>
+        </w:rPr>
+      </w:r>
+      <w:r/>
+      <w:r/>
+      <w:r/>
+      <w:r/>
+      <w:r>
+        <w:rPr>
+          <w:rStyle w:val="VerbatimChar"/>
+        </w:rPr>
+      </w:r>
+      <w:r/>
+      <w:r/>
+      <w:r/>
+      <w:r/>
+      <w:r/>
+      <w:r>
+        <w:rPr>
+          <w:rStyle w:val="VerbatimChar"/>
+        </w:rPr>
+      </w:r>
+      <w:r/>
+      <w:r/>
+      <w:r/>
+      <w:r/>
+      <w:r>
+        <w:rPr>
+          <w:rStyle w:val="VerbatimChar"/>
+        </w:rPr>
+      </w:r>
+      <w:r/>
+      <w:r/>
+      <w:r/>
+      <w:r/>
+      <w:r/>
+      <w:r/>
+      <w:r/>
+      <w:r>
+        <w:rPr>
+          <w:rStyle w:val="VerbatimChar"/>
+        </w:rPr>
+      </w:r>
+      <w:r/>
+    </w:p>
+    <w:p>
+      <w:pPr>
+        <w:pStyle w:val="FirstParagraph"/>
+      </w:pPr>
+      <w:r>
+        <w:t>All four files reviewed in this app share: no permission_classes declared on any endpoint (auth relies entirely on DRF's project-wide default, not visible in this upload); no transaction.atomic() around any multi-record write; inconsistent exception-handling status codes within the same file (some endpoints 400/BAD_GATEWAY, others 500/INTERNAL_SERVER_ERROR, with no visible logic behind the split); and a large volume of commented-out dead code left in place rather than removed.</w:t>
+      </w:r>
+      <w:r/>
+      <w:r>
+        <w:rPr>
+          <w:rStyle w:val="VerbatimChar"/>
+        </w:rPr>
+      </w:r>
+      <w:r/>
+      <w:r>
+        <w:rPr>
+          <w:rStyle w:val="VerbatimChar"/>
+        </w:rPr>
+      </w:r>
+      <w:r/>
+      <w:r/>
+      <w:r>
+        <w:rPr>
+          <w:rStyle w:val="VerbatimChar"/>
+        </w:rPr>
+      </w:r>
+      <w:r/>
+      <w:r/>
+      <w:r/>
+      <w:r>
+        <w:rPr>
+          <w:rStyle w:val="VerbatimChar"/>
+        </w:rPr>
+      </w:r>
+      <w:r/>
+      <w:r/>
+      <w:r>
+        <w:rPr>
+          <w:rStyle w:val="VerbatimChar"/>
+        </w:rPr>
+      </w:r>
+      <w:r/>
+      <w:r/>
+      <w:r/>
+      <w:r/>
+      <w:r>
+        <w:rPr>
+          <w:rStyle w:val="VerbatimChar"/>
+        </w:rPr>
+      </w:r>
+      <w:r/>
+      <w:r/>
+      <w:r/>
+      <w:r/>
+      <w:r/>
+      <w:r>
+        <w:rPr>
+          <w:rStyle w:val="VerbatimChar"/>
+        </w:rPr>
+      </w:r>
+      <w:r/>
+      <w:r/>
+      <w:r/>
+      <w:r/>
+      <w:r>
+        <w:rPr>
+          <w:rStyle w:val="VerbatimChar"/>
+        </w:rPr>
+      </w:r>
+      <w:r/>
+      <w:r/>
+      <w:r/>
+      <w:r/>
+      <w:r/>
+      <w:r/>
+      <w:r/>
+      <w:r>
+        <w:rPr>
+          <w:rStyle w:val="VerbatimChar"/>
+        </w:rPr>
+      </w:r>
+      <w:r/>
+    </w:p>
     <w:p>
       <w:pPr>
         <w:pStyle w:val="BodyText"/>
